--- a/Bieu_mau_Word/BM-FSC-10_Bao_cao_giam_sat_dinh_ky.docx
+++ b/Bieu_mau_Word/BM-FSC-10_Bao_cao_giam_sat_dinh_ky.docx
@@ -109,7 +109,7 @@
     </w:tbl>
     <w:p>
       <w:pPr>
-        <w:spacing w:after="60" w:before="60" w:line="264"/>
+        <w:spacing w:after="20" w:before="60" w:line="264"/>
       </w:pPr>
       <w:r>
         <w:rPr>
@@ -134,6 +134,35 @@
           <w:szCs w:val="21"/>
         </w:rPr>
         <w:t xml:space="preserve">Tổng hợp kết quả giám sát việc tuân thủ QT-FSC-01 và các hành động khắc phục.</w:t>
+      </w:r>
+    </w:p>
+    <w:p>
+      <w:pPr>
+        <w:spacing w:after="60" w:before="0" w:line="264"/>
+      </w:pPr>
+      <w:r>
+        <w:rPr>
+          <w:rFonts w:ascii="Times New Roman" w:cs="Times New Roman" w:eastAsia="Times New Roman" w:hAnsi="Times New Roman"/>
+          <w:b/>
+          <w:bCs/>
+          <w:i/>
+          <w:iCs/>
+          <w:color w:val="2E75B6"/>
+          <w:sz w:val="21"/>
+          <w:szCs w:val="21"/>
+        </w:rPr>
+        <w:t xml:space="preserve">Tham chiếu FSC: </w:t>
+      </w:r>
+      <w:r>
+        <w:rPr>
+          <w:rFonts w:ascii="Times New Roman" w:cs="Times New Roman" w:eastAsia="Times New Roman" w:hAnsi="Times New Roman"/>
+          <w:i/>
+          <w:iCs/>
+          <w:color w:val="404040"/>
+          <w:sz w:val="21"/>
+          <w:szCs w:val="21"/>
+        </w:rPr>
+        <w:t xml:space="preserve">FSC-STD-40-005 V3-1 (rà soát hệ thống thẩm định DDS, xử lý khiếu nại) và FSC-STD-40-004 V3-1 (yêu cầu lao động cốt lõi, tuyên bố FSC).</w:t>
       </w:r>
     </w:p>
     <w:p>
@@ -1370,6 +1399,714 @@
               <w:bottom w:val="single" w:color="7F7F7F" w:sz="4"/>
               <w:right w:val="single" w:color="7F7F7F" w:sz="4"/>
             </w:tcBorders>
+            <w:tcMar>
+              <w:top w:type="dxa" w:w="50"/>
+              <w:left w:type="dxa" w:w="100"/>
+              <w:bottom w:type="dxa" w:w="50"/>
+              <w:right w:type="dxa" w:w="100"/>
+            </w:tcMar>
+            <w:vAlign w:val="center"/>
+          </w:tcPr>
+          <w:p>
+            <w:pPr>
+              <w:spacing w:after="40" w:before="0" w:line="264"/>
+            </w:pPr>
+            <w:r>
+              <w:rPr>
+                <w:rFonts w:ascii="Times New Roman" w:cs="Times New Roman" w:eastAsia="Times New Roman" w:hAnsi="Times New Roman"/>
+                <w:sz w:val="23"/>
+                <w:szCs w:val="23"/>
+              </w:rPr>
+              <w:t xml:space="preserve"/>
+            </w:r>
+          </w:p>
+        </w:tc>
+      </w:tr>
+      <w:tr>
+        <w:trPr>
+          <w:cantSplit/>
+          <w:trHeight w:val="380" w:hRule="atLeast"/>
+        </w:trPr>
+        <w:tc>
+          <w:tcPr>
+            <w:tcW w:type="dxa" w:w="9638"/>
+            <w:gridSpan w:val="5"/>
+            <w:tcBorders>
+              <w:top w:val="single" w:color="7F7F7F" w:sz="4"/>
+              <w:left w:val="single" w:color="7F7F7F" w:sz="4"/>
+              <w:bottom w:val="single" w:color="7F7F7F" w:sz="4"/>
+              <w:right w:val="single" w:color="7F7F7F" w:sz="4"/>
+            </w:tcBorders>
+            <w:shd w:fill="DEEAF6" w:color="auto" w:val="clear"/>
+            <w:tcMar>
+              <w:top w:type="dxa" w:w="50"/>
+              <w:left w:type="dxa" w:w="100"/>
+              <w:bottom w:type="dxa" w:w="50"/>
+              <w:right w:type="dxa" w:w="100"/>
+            </w:tcMar>
+            <w:vAlign w:val="center"/>
+          </w:tcPr>
+          <w:p>
+            <w:pPr>
+              <w:spacing w:after="40" w:before="0" w:line="264"/>
+            </w:pPr>
+            <w:r>
+              <w:rPr>
+                <w:rFonts w:ascii="Times New Roman" w:cs="Times New Roman" w:eastAsia="Times New Roman" w:hAnsi="Times New Roman"/>
+                <w:b/>
+                <w:bCs/>
+                <w:color w:val="1F3864"/>
+                <w:sz w:val="22"/>
+                <w:szCs w:val="22"/>
+              </w:rPr>
+              <w:t xml:space="preserve">Kiểm tra bổ sung theo yêu cầu FSC</w:t>
+            </w:r>
+          </w:p>
+        </w:tc>
+      </w:tr>
+      <w:tr>
+        <w:trPr>
+          <w:cantSplit/>
+          <w:trHeight w:val="420" w:hRule="atLeast"/>
+        </w:trPr>
+        <w:tc>
+          <w:tcPr>
+            <w:tcW w:type="dxa" w:w="640"/>
+            <w:tcBorders>
+              <w:top w:val="single" w:color="7F7F7F" w:sz="4"/>
+              <w:left w:val="single" w:color="7F7F7F" w:sz="4"/>
+              <w:bottom w:val="single" w:color="7F7F7F" w:sz="4"/>
+              <w:right w:val="single" w:color="7F7F7F" w:sz="4"/>
+            </w:tcBorders>
+            <w:tcMar>
+              <w:top w:type="dxa" w:w="50"/>
+              <w:left w:type="dxa" w:w="100"/>
+              <w:bottom w:type="dxa" w:w="50"/>
+              <w:right w:type="dxa" w:w="100"/>
+            </w:tcMar>
+            <w:vAlign w:val="center"/>
+          </w:tcPr>
+          <w:p>
+            <w:pPr>
+              <w:spacing w:after="40" w:before="0" w:line="264"/>
+              <w:jc w:val="center"/>
+            </w:pPr>
+            <w:r>
+              <w:rPr>
+                <w:rFonts w:ascii="Times New Roman" w:cs="Times New Roman" w:eastAsia="Times New Roman" w:hAnsi="Times New Roman"/>
+                <w:sz w:val="22"/>
+                <w:szCs w:val="22"/>
+              </w:rPr>
+              <w:t xml:space="preserve">1</w:t>
+            </w:r>
+          </w:p>
+        </w:tc>
+        <w:tc>
+          <w:tcPr>
+            <w:tcW w:type="dxa" w:w="5298"/>
+            <w:tcBorders>
+              <w:top w:val="single" w:color="7F7F7F" w:sz="4"/>
+              <w:left w:val="single" w:color="7F7F7F" w:sz="4"/>
+              <w:bottom w:val="single" w:color="7F7F7F" w:sz="4"/>
+              <w:right w:val="single" w:color="7F7F7F" w:sz="4"/>
+            </w:tcBorders>
+            <w:tcMar>
+              <w:top w:type="dxa" w:w="50"/>
+              <w:left w:type="dxa" w:w="100"/>
+              <w:bottom w:type="dxa" w:w="50"/>
+              <w:right w:type="dxa" w:w="100"/>
+            </w:tcMar>
+            <w:vAlign w:val="center"/>
+          </w:tcPr>
+          <w:p>
+            <w:pPr>
+              <w:spacing w:after="40" w:before="0" w:line="264"/>
+            </w:pPr>
+            <w:r>
+              <w:rPr>
+                <w:rFonts w:ascii="Times New Roman" w:cs="Times New Roman" w:eastAsia="Times New Roman" w:hAnsi="Times New Roman"/>
+                <w:sz w:val="22"/>
+                <w:szCs w:val="22"/>
+              </w:rPr>
+              <w:t xml:space="preserve">Hệ thống thẩm định (DDS) và đánh giá rủi ro vùng cung ứng (BM-FSC-09) đã được rà soát trong 12 tháng gần nhất.</w:t>
+            </w:r>
+          </w:p>
+        </w:tc>
+        <w:tc>
+          <w:tcPr>
+            <w:tcW w:type="dxa" w:w="1000"/>
+            <w:tcBorders>
+              <w:top w:val="single" w:color="7F7F7F" w:sz="4"/>
+              <w:left w:val="single" w:color="7F7F7F" w:sz="4"/>
+              <w:bottom w:val="single" w:color="7F7F7F" w:sz="4"/>
+              <w:right w:val="single" w:color="7F7F7F" w:sz="4"/>
+            </w:tcBorders>
+            <w:tcMar>
+              <w:top w:type="dxa" w:w="50"/>
+              <w:left w:type="dxa" w:w="100"/>
+              <w:bottom w:type="dxa" w:w="50"/>
+              <w:right w:type="dxa" w:w="100"/>
+            </w:tcMar>
+            <w:vAlign w:val="center"/>
+          </w:tcPr>
+          <w:p>
+            <w:pPr>
+              <w:spacing w:after="40" w:before="0" w:line="264"/>
+              <w:jc w:val="center"/>
+            </w:pPr>
+            <w:r>
+              <w:rPr>
+                <w:rFonts w:ascii="Times New Roman" w:cs="Times New Roman" w:eastAsia="Times New Roman" w:hAnsi="Times New Roman"/>
+                <w:sz w:val="28"/>
+                <w:szCs w:val="28"/>
+              </w:rPr>
+              <w:t xml:space="preserve">☐</w:t>
+            </w:r>
+          </w:p>
+        </w:tc>
+        <w:tc>
+          <w:tcPr>
+            <w:tcW w:type="dxa" w:w="1000"/>
+            <w:tcBorders>
+              <w:top w:val="single" w:color="7F7F7F" w:sz="4"/>
+              <w:left w:val="single" w:color="7F7F7F" w:sz="4"/>
+              <w:bottom w:val="single" w:color="7F7F7F" w:sz="4"/>
+              <w:right w:val="single" w:color="7F7F7F" w:sz="4"/>
+            </w:tcBorders>
+            <w:tcMar>
+              <w:top w:type="dxa" w:w="50"/>
+              <w:left w:type="dxa" w:w="100"/>
+              <w:bottom w:type="dxa" w:w="50"/>
+              <w:right w:type="dxa" w:w="100"/>
+            </w:tcMar>
+            <w:vAlign w:val="center"/>
+          </w:tcPr>
+          <w:p>
+            <w:pPr>
+              <w:spacing w:after="40" w:before="0" w:line="264"/>
+              <w:jc w:val="center"/>
+            </w:pPr>
+            <w:r>
+              <w:rPr>
+                <w:rFonts w:ascii="Times New Roman" w:cs="Times New Roman" w:eastAsia="Times New Roman" w:hAnsi="Times New Roman"/>
+                <w:sz w:val="28"/>
+                <w:szCs w:val="28"/>
+              </w:rPr>
+              <w:t xml:space="preserve">☐</w:t>
+            </w:r>
+          </w:p>
+        </w:tc>
+        <w:tc>
+          <w:tcPr>
+            <w:tcW w:type="dxa" w:w="1700"/>
+            <w:tcBorders>
+              <w:top w:val="single" w:color="7F7F7F" w:sz="4"/>
+              <w:left w:val="single" w:color="7F7F7F" w:sz="4"/>
+              <w:bottom w:val="single" w:color="7F7F7F" w:sz="4"/>
+              <w:right w:val="single" w:color="7F7F7F" w:sz="4"/>
+            </w:tcBorders>
+            <w:tcMar>
+              <w:top w:type="dxa" w:w="50"/>
+              <w:left w:type="dxa" w:w="100"/>
+              <w:bottom w:type="dxa" w:w="50"/>
+              <w:right w:type="dxa" w:w="100"/>
+            </w:tcMar>
+            <w:vAlign w:val="center"/>
+          </w:tcPr>
+          <w:p>
+            <w:pPr>
+              <w:spacing w:after="40" w:before="0" w:line="264"/>
+            </w:pPr>
+            <w:r>
+              <w:rPr>
+                <w:rFonts w:ascii="Times New Roman" w:cs="Times New Roman" w:eastAsia="Times New Roman" w:hAnsi="Times New Roman"/>
+                <w:sz w:val="23"/>
+                <w:szCs w:val="23"/>
+              </w:rPr>
+              <w:t xml:space="preserve"/>
+            </w:r>
+          </w:p>
+        </w:tc>
+      </w:tr>
+      <w:tr>
+        <w:trPr>
+          <w:cantSplit/>
+          <w:trHeight w:val="420" w:hRule="atLeast"/>
+        </w:trPr>
+        <w:tc>
+          <w:tcPr>
+            <w:tcW w:type="dxa" w:w="640"/>
+            <w:tcBorders>
+              <w:top w:val="single" w:color="7F7F7F" w:sz="4"/>
+              <w:left w:val="single" w:color="7F7F7F" w:sz="4"/>
+              <w:bottom w:val="single" w:color="7F7F7F" w:sz="4"/>
+              <w:right w:val="single" w:color="7F7F7F" w:sz="4"/>
+            </w:tcBorders>
+            <w:shd w:fill="F5F8FC" w:color="auto" w:val="clear"/>
+            <w:tcMar>
+              <w:top w:type="dxa" w:w="50"/>
+              <w:left w:type="dxa" w:w="100"/>
+              <w:bottom w:type="dxa" w:w="50"/>
+              <w:right w:type="dxa" w:w="100"/>
+            </w:tcMar>
+            <w:vAlign w:val="center"/>
+          </w:tcPr>
+          <w:p>
+            <w:pPr>
+              <w:spacing w:after="40" w:before="0" w:line="264"/>
+              <w:jc w:val="center"/>
+            </w:pPr>
+            <w:r>
+              <w:rPr>
+                <w:rFonts w:ascii="Times New Roman" w:cs="Times New Roman" w:eastAsia="Times New Roman" w:hAnsi="Times New Roman"/>
+                <w:sz w:val="22"/>
+                <w:szCs w:val="22"/>
+              </w:rPr>
+              <w:t xml:space="preserve">2</w:t>
+            </w:r>
+          </w:p>
+        </w:tc>
+        <w:tc>
+          <w:tcPr>
+            <w:tcW w:type="dxa" w:w="5298"/>
+            <w:tcBorders>
+              <w:top w:val="single" w:color="7F7F7F" w:sz="4"/>
+              <w:left w:val="single" w:color="7F7F7F" w:sz="4"/>
+              <w:bottom w:val="single" w:color="7F7F7F" w:sz="4"/>
+              <w:right w:val="single" w:color="7F7F7F" w:sz="4"/>
+            </w:tcBorders>
+            <w:shd w:fill="F5F8FC" w:color="auto" w:val="clear"/>
+            <w:tcMar>
+              <w:top w:type="dxa" w:w="50"/>
+              <w:left w:type="dxa" w:w="100"/>
+              <w:bottom w:type="dxa" w:w="50"/>
+              <w:right w:type="dxa" w:w="100"/>
+            </w:tcMar>
+            <w:vAlign w:val="center"/>
+          </w:tcPr>
+          <w:p>
+            <w:pPr>
+              <w:spacing w:after="40" w:before="0" w:line="264"/>
+            </w:pPr>
+            <w:r>
+              <w:rPr>
+                <w:rFonts w:ascii="Times New Roman" w:cs="Times New Roman" w:eastAsia="Times New Roman" w:hAnsi="Times New Roman"/>
+                <w:sz w:val="22"/>
+                <w:szCs w:val="22"/>
+              </w:rPr>
+              <w:t xml:space="preserve">Khiếu nại được tiếp nhận, phản hồi và xử lý đúng hạn (BM-FSC-11).</w:t>
+            </w:r>
+          </w:p>
+        </w:tc>
+        <w:tc>
+          <w:tcPr>
+            <w:tcW w:type="dxa" w:w="1000"/>
+            <w:tcBorders>
+              <w:top w:val="single" w:color="7F7F7F" w:sz="4"/>
+              <w:left w:val="single" w:color="7F7F7F" w:sz="4"/>
+              <w:bottom w:val="single" w:color="7F7F7F" w:sz="4"/>
+              <w:right w:val="single" w:color="7F7F7F" w:sz="4"/>
+            </w:tcBorders>
+            <w:shd w:fill="F5F8FC" w:color="auto" w:val="clear"/>
+            <w:tcMar>
+              <w:top w:type="dxa" w:w="50"/>
+              <w:left w:type="dxa" w:w="100"/>
+              <w:bottom w:type="dxa" w:w="50"/>
+              <w:right w:type="dxa" w:w="100"/>
+            </w:tcMar>
+            <w:vAlign w:val="center"/>
+          </w:tcPr>
+          <w:p>
+            <w:pPr>
+              <w:spacing w:after="40" w:before="0" w:line="264"/>
+              <w:jc w:val="center"/>
+            </w:pPr>
+            <w:r>
+              <w:rPr>
+                <w:rFonts w:ascii="Times New Roman" w:cs="Times New Roman" w:eastAsia="Times New Roman" w:hAnsi="Times New Roman"/>
+                <w:sz w:val="28"/>
+                <w:szCs w:val="28"/>
+              </w:rPr>
+              <w:t xml:space="preserve">☐</w:t>
+            </w:r>
+          </w:p>
+        </w:tc>
+        <w:tc>
+          <w:tcPr>
+            <w:tcW w:type="dxa" w:w="1000"/>
+            <w:tcBorders>
+              <w:top w:val="single" w:color="7F7F7F" w:sz="4"/>
+              <w:left w:val="single" w:color="7F7F7F" w:sz="4"/>
+              <w:bottom w:val="single" w:color="7F7F7F" w:sz="4"/>
+              <w:right w:val="single" w:color="7F7F7F" w:sz="4"/>
+            </w:tcBorders>
+            <w:shd w:fill="F5F8FC" w:color="auto" w:val="clear"/>
+            <w:tcMar>
+              <w:top w:type="dxa" w:w="50"/>
+              <w:left w:type="dxa" w:w="100"/>
+              <w:bottom w:type="dxa" w:w="50"/>
+              <w:right w:type="dxa" w:w="100"/>
+            </w:tcMar>
+            <w:vAlign w:val="center"/>
+          </w:tcPr>
+          <w:p>
+            <w:pPr>
+              <w:spacing w:after="40" w:before="0" w:line="264"/>
+              <w:jc w:val="center"/>
+            </w:pPr>
+            <w:r>
+              <w:rPr>
+                <w:rFonts w:ascii="Times New Roman" w:cs="Times New Roman" w:eastAsia="Times New Roman" w:hAnsi="Times New Roman"/>
+                <w:sz w:val="28"/>
+                <w:szCs w:val="28"/>
+              </w:rPr>
+              <w:t xml:space="preserve">☐</w:t>
+            </w:r>
+          </w:p>
+        </w:tc>
+        <w:tc>
+          <w:tcPr>
+            <w:tcW w:type="dxa" w:w="1700"/>
+            <w:tcBorders>
+              <w:top w:val="single" w:color="7F7F7F" w:sz="4"/>
+              <w:left w:val="single" w:color="7F7F7F" w:sz="4"/>
+              <w:bottom w:val="single" w:color="7F7F7F" w:sz="4"/>
+              <w:right w:val="single" w:color="7F7F7F" w:sz="4"/>
+            </w:tcBorders>
+            <w:shd w:fill="F5F8FC" w:color="auto" w:val="clear"/>
+            <w:tcMar>
+              <w:top w:type="dxa" w:w="50"/>
+              <w:left w:type="dxa" w:w="100"/>
+              <w:bottom w:type="dxa" w:w="50"/>
+              <w:right w:type="dxa" w:w="100"/>
+            </w:tcMar>
+            <w:vAlign w:val="center"/>
+          </w:tcPr>
+          <w:p>
+            <w:pPr>
+              <w:spacing w:after="40" w:before="0" w:line="264"/>
+            </w:pPr>
+            <w:r>
+              <w:rPr>
+                <w:rFonts w:ascii="Times New Roman" w:cs="Times New Roman" w:eastAsia="Times New Roman" w:hAnsi="Times New Roman"/>
+                <w:sz w:val="23"/>
+                <w:szCs w:val="23"/>
+              </w:rPr>
+              <w:t xml:space="preserve"/>
+            </w:r>
+          </w:p>
+        </w:tc>
+      </w:tr>
+      <w:tr>
+        <w:trPr>
+          <w:cantSplit/>
+          <w:trHeight w:val="420" w:hRule="atLeast"/>
+        </w:trPr>
+        <w:tc>
+          <w:tcPr>
+            <w:tcW w:type="dxa" w:w="640"/>
+            <w:tcBorders>
+              <w:top w:val="single" w:color="7F7F7F" w:sz="4"/>
+              <w:left w:val="single" w:color="7F7F7F" w:sz="4"/>
+              <w:bottom w:val="single" w:color="7F7F7F" w:sz="4"/>
+              <w:right w:val="single" w:color="7F7F7F" w:sz="4"/>
+            </w:tcBorders>
+            <w:tcMar>
+              <w:top w:type="dxa" w:w="50"/>
+              <w:left w:type="dxa" w:w="100"/>
+              <w:bottom w:type="dxa" w:w="50"/>
+              <w:right w:type="dxa" w:w="100"/>
+            </w:tcMar>
+            <w:vAlign w:val="center"/>
+          </w:tcPr>
+          <w:p>
+            <w:pPr>
+              <w:spacing w:after="40" w:before="0" w:line="264"/>
+              <w:jc w:val="center"/>
+            </w:pPr>
+            <w:r>
+              <w:rPr>
+                <w:rFonts w:ascii="Times New Roman" w:cs="Times New Roman" w:eastAsia="Times New Roman" w:hAnsi="Times New Roman"/>
+                <w:sz w:val="22"/>
+                <w:szCs w:val="22"/>
+              </w:rPr>
+              <w:t xml:space="preserve">3</w:t>
+            </w:r>
+          </w:p>
+        </w:tc>
+        <w:tc>
+          <w:tcPr>
+            <w:tcW w:type="dxa" w:w="5298"/>
+            <w:tcBorders>
+              <w:top w:val="single" w:color="7F7F7F" w:sz="4"/>
+              <w:left w:val="single" w:color="7F7F7F" w:sz="4"/>
+              <w:bottom w:val="single" w:color="7F7F7F" w:sz="4"/>
+              <w:right w:val="single" w:color="7F7F7F" w:sz="4"/>
+            </w:tcBorders>
+            <w:tcMar>
+              <w:top w:type="dxa" w:w="50"/>
+              <w:left w:type="dxa" w:w="100"/>
+              <w:bottom w:type="dxa" w:w="50"/>
+              <w:right w:type="dxa" w:w="100"/>
+            </w:tcMar>
+            <w:vAlign w:val="center"/>
+          </w:tcPr>
+          <w:p>
+            <w:pPr>
+              <w:spacing w:after="40" w:before="0" w:line="264"/>
+            </w:pPr>
+            <w:r>
+              <w:rPr>
+                <w:rFonts w:ascii="Times New Roman" w:cs="Times New Roman" w:eastAsia="Times New Roman" w:hAnsi="Times New Roman"/>
+                <w:sz w:val="22"/>
+                <w:szCs w:val="22"/>
+              </w:rPr>
+              <w:t xml:space="preserve">Tự đánh giá yêu cầu lao động cốt lõi FSC còn hiệu lực (BM-FSC-12).</w:t>
+            </w:r>
+          </w:p>
+        </w:tc>
+        <w:tc>
+          <w:tcPr>
+            <w:tcW w:type="dxa" w:w="1000"/>
+            <w:tcBorders>
+              <w:top w:val="single" w:color="7F7F7F" w:sz="4"/>
+              <w:left w:val="single" w:color="7F7F7F" w:sz="4"/>
+              <w:bottom w:val="single" w:color="7F7F7F" w:sz="4"/>
+              <w:right w:val="single" w:color="7F7F7F" w:sz="4"/>
+            </w:tcBorders>
+            <w:tcMar>
+              <w:top w:type="dxa" w:w="50"/>
+              <w:left w:type="dxa" w:w="100"/>
+              <w:bottom w:type="dxa" w:w="50"/>
+              <w:right w:type="dxa" w:w="100"/>
+            </w:tcMar>
+            <w:vAlign w:val="center"/>
+          </w:tcPr>
+          <w:p>
+            <w:pPr>
+              <w:spacing w:after="40" w:before="0" w:line="264"/>
+              <w:jc w:val="center"/>
+            </w:pPr>
+            <w:r>
+              <w:rPr>
+                <w:rFonts w:ascii="Times New Roman" w:cs="Times New Roman" w:eastAsia="Times New Roman" w:hAnsi="Times New Roman"/>
+                <w:sz w:val="28"/>
+                <w:szCs w:val="28"/>
+              </w:rPr>
+              <w:t xml:space="preserve">☐</w:t>
+            </w:r>
+          </w:p>
+        </w:tc>
+        <w:tc>
+          <w:tcPr>
+            <w:tcW w:type="dxa" w:w="1000"/>
+            <w:tcBorders>
+              <w:top w:val="single" w:color="7F7F7F" w:sz="4"/>
+              <w:left w:val="single" w:color="7F7F7F" w:sz="4"/>
+              <w:bottom w:val="single" w:color="7F7F7F" w:sz="4"/>
+              <w:right w:val="single" w:color="7F7F7F" w:sz="4"/>
+            </w:tcBorders>
+            <w:tcMar>
+              <w:top w:type="dxa" w:w="50"/>
+              <w:left w:type="dxa" w:w="100"/>
+              <w:bottom w:type="dxa" w:w="50"/>
+              <w:right w:type="dxa" w:w="100"/>
+            </w:tcMar>
+            <w:vAlign w:val="center"/>
+          </w:tcPr>
+          <w:p>
+            <w:pPr>
+              <w:spacing w:after="40" w:before="0" w:line="264"/>
+              <w:jc w:val="center"/>
+            </w:pPr>
+            <w:r>
+              <w:rPr>
+                <w:rFonts w:ascii="Times New Roman" w:cs="Times New Roman" w:eastAsia="Times New Roman" w:hAnsi="Times New Roman"/>
+                <w:sz w:val="28"/>
+                <w:szCs w:val="28"/>
+              </w:rPr>
+              <w:t xml:space="preserve">☐</w:t>
+            </w:r>
+          </w:p>
+        </w:tc>
+        <w:tc>
+          <w:tcPr>
+            <w:tcW w:type="dxa" w:w="1700"/>
+            <w:tcBorders>
+              <w:top w:val="single" w:color="7F7F7F" w:sz="4"/>
+              <w:left w:val="single" w:color="7F7F7F" w:sz="4"/>
+              <w:bottom w:val="single" w:color="7F7F7F" w:sz="4"/>
+              <w:right w:val="single" w:color="7F7F7F" w:sz="4"/>
+            </w:tcBorders>
+            <w:tcMar>
+              <w:top w:type="dxa" w:w="50"/>
+              <w:left w:type="dxa" w:w="100"/>
+              <w:bottom w:type="dxa" w:w="50"/>
+              <w:right w:type="dxa" w:w="100"/>
+            </w:tcMar>
+            <w:vAlign w:val="center"/>
+          </w:tcPr>
+          <w:p>
+            <w:pPr>
+              <w:spacing w:after="40" w:before="0" w:line="264"/>
+            </w:pPr>
+            <w:r>
+              <w:rPr>
+                <w:rFonts w:ascii="Times New Roman" w:cs="Times New Roman" w:eastAsia="Times New Roman" w:hAnsi="Times New Roman"/>
+                <w:sz w:val="23"/>
+                <w:szCs w:val="23"/>
+              </w:rPr>
+              <w:t xml:space="preserve"/>
+            </w:r>
+          </w:p>
+        </w:tc>
+      </w:tr>
+      <w:tr>
+        <w:trPr>
+          <w:cantSplit/>
+          <w:trHeight w:val="420" w:hRule="atLeast"/>
+        </w:trPr>
+        <w:tc>
+          <w:tcPr>
+            <w:tcW w:type="dxa" w:w="640"/>
+            <w:tcBorders>
+              <w:top w:val="single" w:color="7F7F7F" w:sz="4"/>
+              <w:left w:val="single" w:color="7F7F7F" w:sz="4"/>
+              <w:bottom w:val="single" w:color="7F7F7F" w:sz="4"/>
+              <w:right w:val="single" w:color="7F7F7F" w:sz="4"/>
+            </w:tcBorders>
+            <w:shd w:fill="F5F8FC" w:color="auto" w:val="clear"/>
+            <w:tcMar>
+              <w:top w:type="dxa" w:w="50"/>
+              <w:left w:type="dxa" w:w="100"/>
+              <w:bottom w:type="dxa" w:w="50"/>
+              <w:right w:type="dxa" w:w="100"/>
+            </w:tcMar>
+            <w:vAlign w:val="center"/>
+          </w:tcPr>
+          <w:p>
+            <w:pPr>
+              <w:spacing w:after="40" w:before="0" w:line="264"/>
+              <w:jc w:val="center"/>
+            </w:pPr>
+            <w:r>
+              <w:rPr>
+                <w:rFonts w:ascii="Times New Roman" w:cs="Times New Roman" w:eastAsia="Times New Roman" w:hAnsi="Times New Roman"/>
+                <w:sz w:val="22"/>
+                <w:szCs w:val="22"/>
+              </w:rPr>
+              <w:t xml:space="preserve">4</w:t>
+            </w:r>
+          </w:p>
+        </w:tc>
+        <w:tc>
+          <w:tcPr>
+            <w:tcW w:type="dxa" w:w="5298"/>
+            <w:tcBorders>
+              <w:top w:val="single" w:color="7F7F7F" w:sz="4"/>
+              <w:left w:val="single" w:color="7F7F7F" w:sz="4"/>
+              <w:bottom w:val="single" w:color="7F7F7F" w:sz="4"/>
+              <w:right w:val="single" w:color="7F7F7F" w:sz="4"/>
+            </w:tcBorders>
+            <w:shd w:fill="F5F8FC" w:color="auto" w:val="clear"/>
+            <w:tcMar>
+              <w:top w:type="dxa" w:w="50"/>
+              <w:left w:type="dxa" w:w="100"/>
+              <w:bottom w:type="dxa" w:w="50"/>
+              <w:right w:type="dxa" w:w="100"/>
+            </w:tcMar>
+            <w:vAlign w:val="center"/>
+          </w:tcPr>
+          <w:p>
+            <w:pPr>
+              <w:spacing w:after="40" w:before="0" w:line="264"/>
+            </w:pPr>
+            <w:r>
+              <w:rPr>
+                <w:rFonts w:ascii="Times New Roman" w:cs="Times New Roman" w:eastAsia="Times New Roman" w:hAnsi="Times New Roman"/>
+                <w:sz w:val="22"/>
+                <w:szCs w:val="22"/>
+              </w:rPr>
+              <w:t xml:space="preserve">Tuyên bố FSC và mã chứng chỉ trên hóa đơn, chứng từ bán hàng đúng quy định (BM-FSC-07).</w:t>
+            </w:r>
+          </w:p>
+        </w:tc>
+        <w:tc>
+          <w:tcPr>
+            <w:tcW w:type="dxa" w:w="1000"/>
+            <w:tcBorders>
+              <w:top w:val="single" w:color="7F7F7F" w:sz="4"/>
+              <w:left w:val="single" w:color="7F7F7F" w:sz="4"/>
+              <w:bottom w:val="single" w:color="7F7F7F" w:sz="4"/>
+              <w:right w:val="single" w:color="7F7F7F" w:sz="4"/>
+            </w:tcBorders>
+            <w:shd w:fill="F5F8FC" w:color="auto" w:val="clear"/>
+            <w:tcMar>
+              <w:top w:type="dxa" w:w="50"/>
+              <w:left w:type="dxa" w:w="100"/>
+              <w:bottom w:type="dxa" w:w="50"/>
+              <w:right w:type="dxa" w:w="100"/>
+            </w:tcMar>
+            <w:vAlign w:val="center"/>
+          </w:tcPr>
+          <w:p>
+            <w:pPr>
+              <w:spacing w:after="40" w:before="0" w:line="264"/>
+              <w:jc w:val="center"/>
+            </w:pPr>
+            <w:r>
+              <w:rPr>
+                <w:rFonts w:ascii="Times New Roman" w:cs="Times New Roman" w:eastAsia="Times New Roman" w:hAnsi="Times New Roman"/>
+                <w:sz w:val="28"/>
+                <w:szCs w:val="28"/>
+              </w:rPr>
+              <w:t xml:space="preserve">☐</w:t>
+            </w:r>
+          </w:p>
+        </w:tc>
+        <w:tc>
+          <w:tcPr>
+            <w:tcW w:type="dxa" w:w="1000"/>
+            <w:tcBorders>
+              <w:top w:val="single" w:color="7F7F7F" w:sz="4"/>
+              <w:left w:val="single" w:color="7F7F7F" w:sz="4"/>
+              <w:bottom w:val="single" w:color="7F7F7F" w:sz="4"/>
+              <w:right w:val="single" w:color="7F7F7F" w:sz="4"/>
+            </w:tcBorders>
+            <w:shd w:fill="F5F8FC" w:color="auto" w:val="clear"/>
+            <w:tcMar>
+              <w:top w:type="dxa" w:w="50"/>
+              <w:left w:type="dxa" w:w="100"/>
+              <w:bottom w:type="dxa" w:w="50"/>
+              <w:right w:type="dxa" w:w="100"/>
+            </w:tcMar>
+            <w:vAlign w:val="center"/>
+          </w:tcPr>
+          <w:p>
+            <w:pPr>
+              <w:spacing w:after="40" w:before="0" w:line="264"/>
+              <w:jc w:val="center"/>
+            </w:pPr>
+            <w:r>
+              <w:rPr>
+                <w:rFonts w:ascii="Times New Roman" w:cs="Times New Roman" w:eastAsia="Times New Roman" w:hAnsi="Times New Roman"/>
+                <w:sz w:val="28"/>
+                <w:szCs w:val="28"/>
+              </w:rPr>
+              <w:t xml:space="preserve">☐</w:t>
+            </w:r>
+          </w:p>
+        </w:tc>
+        <w:tc>
+          <w:tcPr>
+            <w:tcW w:type="dxa" w:w="1700"/>
+            <w:tcBorders>
+              <w:top w:val="single" w:color="7F7F7F" w:sz="4"/>
+              <w:left w:val="single" w:color="7F7F7F" w:sz="4"/>
+              <w:bottom w:val="single" w:color="7F7F7F" w:sz="4"/>
+              <w:right w:val="single" w:color="7F7F7F" w:sz="4"/>
+            </w:tcBorders>
+            <w:shd w:fill="F5F8FC" w:color="auto" w:val="clear"/>
             <w:tcMar>
               <w:top w:type="dxa" w:w="50"/>
               <w:left w:type="dxa" w:w="100"/>
